--- a/public/files/vehicle-log/vehicle-log.docx
+++ b/public/files/vehicle-log/vehicle-log.docx
@@ -4,7 +4,7 @@
   <w:body>
     <w:p>
       <w:pPr>
-        <w:spacing w:after="40" w:before="0" w:line="312" w:lineRule="auto"/>
+        <w:spacing w:after="45" w:before="0" w:line="312" w:lineRule="auto"/>
         <w:jc w:val="center"/>
       </w:pPr>
       <w:r>
@@ -19,7 +19,7 @@
     </w:p>
     <w:p>
       <w:pPr>
-        <w:spacing w:after="100" w:before="0" w:line="312" w:lineRule="auto"/>
+        <w:spacing w:after="112" w:before="0" w:line="312" w:lineRule="auto"/>
         <w:jc w:val="left"/>
         <w:pBdr>
           <w:bottom w:val="single" w:sz="14" w:space="2" w:color="24384F"/>
@@ -35,7 +35,7 @@
     </w:p>
     <w:p>
       <w:pPr>
-        <w:spacing w:after="120" w:before="0" w:line="312" w:lineRule="auto"/>
+        <w:spacing w:after="135" w:before="0" w:line="312" w:lineRule="auto"/>
         <w:jc w:val="left"/>
       </w:pPr>
       <w:r>
@@ -64,7 +64,7 @@
       </w:tblGrid>
       <w:tr>
         <w:trPr>
-          <w:trHeight w:val="453" w:hRule="atLeast"/>
+          <w:trHeight w:val="508" w:hRule="atLeast"/>
         </w:trPr>
         <w:tc>
           <w:tcPr>
@@ -234,7 +234,7 @@
       </w:tr>
       <w:tr>
         <w:trPr>
-          <w:trHeight w:val="453" w:hRule="atLeast"/>
+          <w:trHeight w:val="508" w:hRule="atLeast"/>
         </w:trPr>
         <w:tc>
           <w:tcPr>
@@ -405,7 +405,7 @@
     </w:tbl>
     <w:p>
       <w:pPr>
-        <w:spacing w:after="40" w:before="0" w:line="312" w:lineRule="auto"/>
+        <w:spacing w:after="45" w:before="0" w:line="312" w:lineRule="auto"/>
         <w:jc w:val="left"/>
       </w:pPr>
       <w:r>
@@ -418,7 +418,7 @@
     </w:p>
     <w:p>
       <w:pPr>
-        <w:spacing w:after="40" w:before="80" w:line="312" w:lineRule="auto"/>
+        <w:spacing w:after="45" w:before="90" w:line="312" w:lineRule="auto"/>
         <w:jc w:val="left"/>
         <w:pBdr>
           <w:bottom w:val="single" w:sz="6" w:space="2" w:color="C9D2DD"/>
@@ -463,7 +463,7 @@
       </w:tblGrid>
       <w:tr>
         <w:trPr>
-          <w:trHeight w:val="453" w:hRule="atLeast"/>
+          <w:trHeight w:val="508" w:hRule="atLeast"/>
         </w:trPr>
         <w:tc>
           <w:tcPr>
@@ -700,7 +700,7 @@
       </w:tr>
       <w:tr>
         <w:trPr>
-          <w:trHeight w:val="453" w:hRule="atLeast"/>
+          <w:trHeight w:val="508" w:hRule="atLeast"/>
         </w:trPr>
         <w:tc>
           <w:tcPr>
@@ -716,7 +716,7 @@
           <w:p>
             <w:pPr>
               <w:spacing w:after="0" w:line="312" w:lineRule="auto"/>
-              <w:jc w:val="left"/>
+              <w:jc w:val="center"/>
             </w:pPr>
             <w:r/>
             <w:r>
@@ -742,7 +742,7 @@
           <w:p>
             <w:pPr>
               <w:spacing w:after="0" w:line="312" w:lineRule="auto"/>
-              <w:jc w:val="left"/>
+              <w:jc w:val="center"/>
             </w:pPr>
             <w:r/>
             <w:r>
@@ -768,7 +768,7 @@
           <w:p>
             <w:pPr>
               <w:spacing w:after="0" w:line="312" w:lineRule="auto"/>
-              <w:jc w:val="left"/>
+              <w:jc w:val="center"/>
             </w:pPr>
             <w:r/>
             <w:r>
@@ -794,7 +794,7 @@
           <w:p>
             <w:pPr>
               <w:spacing w:after="0" w:line="312" w:lineRule="auto"/>
-              <w:jc w:val="left"/>
+              <w:jc w:val="center"/>
             </w:pPr>
             <w:r/>
             <w:r>
@@ -820,7 +820,7 @@
           <w:p>
             <w:pPr>
               <w:spacing w:after="0" w:line="312" w:lineRule="auto"/>
-              <w:jc w:val="left"/>
+              <w:jc w:val="center"/>
             </w:pPr>
             <w:r/>
             <w:r>
@@ -846,7 +846,7 @@
           <w:p>
             <w:pPr>
               <w:spacing w:after="0" w:line="312" w:lineRule="auto"/>
-              <w:jc w:val="left"/>
+              <w:jc w:val="center"/>
             </w:pPr>
             <w:r/>
             <w:r>
@@ -872,7 +872,7 @@
           <w:p>
             <w:pPr>
               <w:spacing w:after="0" w:line="312" w:lineRule="auto"/>
-              <w:jc w:val="left"/>
+              <w:jc w:val="center"/>
             </w:pPr>
             <w:r/>
             <w:r>
@@ -898,7 +898,7 @@
           <w:p>
             <w:pPr>
               <w:spacing w:after="0" w:line="312" w:lineRule="auto"/>
-              <w:jc w:val="left"/>
+              <w:jc w:val="center"/>
             </w:pPr>
             <w:r/>
             <w:r>
@@ -913,7 +913,7 @@
       </w:tr>
       <w:tr>
         <w:trPr>
-          <w:trHeight w:val="453" w:hRule="atLeast"/>
+          <w:trHeight w:val="508" w:hRule="atLeast"/>
         </w:trPr>
         <w:tc>
           <w:tcPr>
@@ -929,7 +929,7 @@
           <w:p>
             <w:pPr>
               <w:spacing w:after="0" w:line="312" w:lineRule="auto"/>
-              <w:jc w:val="left"/>
+              <w:jc w:val="center"/>
             </w:pPr>
             <w:r/>
             <w:r>
@@ -955,7 +955,7 @@
           <w:p>
             <w:pPr>
               <w:spacing w:after="0" w:line="312" w:lineRule="auto"/>
-              <w:jc w:val="left"/>
+              <w:jc w:val="center"/>
             </w:pPr>
             <w:r/>
             <w:r>
@@ -981,7 +981,7 @@
           <w:p>
             <w:pPr>
               <w:spacing w:after="0" w:line="312" w:lineRule="auto"/>
-              <w:jc w:val="left"/>
+              <w:jc w:val="center"/>
             </w:pPr>
             <w:r/>
             <w:r>
@@ -1007,7 +1007,7 @@
           <w:p>
             <w:pPr>
               <w:spacing w:after="0" w:line="312" w:lineRule="auto"/>
-              <w:jc w:val="left"/>
+              <w:jc w:val="center"/>
             </w:pPr>
             <w:r/>
             <w:r>
@@ -1033,7 +1033,7 @@
           <w:p>
             <w:pPr>
               <w:spacing w:after="0" w:line="312" w:lineRule="auto"/>
-              <w:jc w:val="left"/>
+              <w:jc w:val="center"/>
             </w:pPr>
             <w:r/>
             <w:r>
@@ -1059,7 +1059,7 @@
           <w:p>
             <w:pPr>
               <w:spacing w:after="0" w:line="312" w:lineRule="auto"/>
-              <w:jc w:val="left"/>
+              <w:jc w:val="center"/>
             </w:pPr>
             <w:r/>
             <w:r>
@@ -1085,7 +1085,7 @@
           <w:p>
             <w:pPr>
               <w:spacing w:after="0" w:line="312" w:lineRule="auto"/>
-              <w:jc w:val="left"/>
+              <w:jc w:val="center"/>
             </w:pPr>
             <w:r/>
             <w:r>
@@ -1111,7 +1111,7 @@
           <w:p>
             <w:pPr>
               <w:spacing w:after="0" w:line="312" w:lineRule="auto"/>
-              <w:jc w:val="left"/>
+              <w:jc w:val="center"/>
             </w:pPr>
             <w:r/>
             <w:r>
@@ -1126,7 +1126,7 @@
       </w:tr>
       <w:tr>
         <w:trPr>
-          <w:trHeight w:val="453" w:hRule="atLeast"/>
+          <w:trHeight w:val="508" w:hRule="atLeast"/>
         </w:trPr>
         <w:tc>
           <w:tcPr>
@@ -1142,7 +1142,7 @@
           <w:p>
             <w:pPr>
               <w:spacing w:after="0" w:line="312" w:lineRule="auto"/>
-              <w:jc w:val="left"/>
+              <w:jc w:val="center"/>
             </w:pPr>
             <w:r/>
             <w:r>
@@ -1168,7 +1168,7 @@
           <w:p>
             <w:pPr>
               <w:spacing w:after="0" w:line="312" w:lineRule="auto"/>
-              <w:jc w:val="left"/>
+              <w:jc w:val="center"/>
             </w:pPr>
             <w:r/>
             <w:r>
@@ -1194,7 +1194,7 @@
           <w:p>
             <w:pPr>
               <w:spacing w:after="0" w:line="312" w:lineRule="auto"/>
-              <w:jc w:val="left"/>
+              <w:jc w:val="center"/>
             </w:pPr>
             <w:r/>
             <w:r>
@@ -1220,7 +1220,7 @@
           <w:p>
             <w:pPr>
               <w:spacing w:after="0" w:line="312" w:lineRule="auto"/>
-              <w:jc w:val="left"/>
+              <w:jc w:val="center"/>
             </w:pPr>
             <w:r/>
             <w:r>
@@ -1246,7 +1246,7 @@
           <w:p>
             <w:pPr>
               <w:spacing w:after="0" w:line="312" w:lineRule="auto"/>
-              <w:jc w:val="left"/>
+              <w:jc w:val="center"/>
             </w:pPr>
             <w:r/>
             <w:r>
@@ -1272,7 +1272,7 @@
           <w:p>
             <w:pPr>
               <w:spacing w:after="0" w:line="312" w:lineRule="auto"/>
-              <w:jc w:val="left"/>
+              <w:jc w:val="center"/>
             </w:pPr>
             <w:r/>
             <w:r>
@@ -1298,7 +1298,7 @@
           <w:p>
             <w:pPr>
               <w:spacing w:after="0" w:line="312" w:lineRule="auto"/>
-              <w:jc w:val="left"/>
+              <w:jc w:val="center"/>
             </w:pPr>
             <w:r/>
             <w:r>
@@ -1324,7 +1324,7 @@
           <w:p>
             <w:pPr>
               <w:spacing w:after="0" w:line="312" w:lineRule="auto"/>
-              <w:jc w:val="left"/>
+              <w:jc w:val="center"/>
             </w:pPr>
             <w:r/>
             <w:r>
@@ -1339,7 +1339,7 @@
       </w:tr>
       <w:tr>
         <w:trPr>
-          <w:trHeight w:val="453" w:hRule="atLeast"/>
+          <w:trHeight w:val="508" w:hRule="atLeast"/>
         </w:trPr>
         <w:tc>
           <w:tcPr>
@@ -1355,7 +1355,7 @@
           <w:p>
             <w:pPr>
               <w:spacing w:after="0" w:line="312" w:lineRule="auto"/>
-              <w:jc w:val="left"/>
+              <w:jc w:val="center"/>
             </w:pPr>
             <w:r/>
             <w:r>
@@ -1381,7 +1381,7 @@
           <w:p>
             <w:pPr>
               <w:spacing w:after="0" w:line="312" w:lineRule="auto"/>
-              <w:jc w:val="left"/>
+              <w:jc w:val="center"/>
             </w:pPr>
             <w:r/>
             <w:r>
@@ -1407,7 +1407,7 @@
           <w:p>
             <w:pPr>
               <w:spacing w:after="0" w:line="312" w:lineRule="auto"/>
-              <w:jc w:val="left"/>
+              <w:jc w:val="center"/>
             </w:pPr>
             <w:r/>
             <w:r>
@@ -1433,7 +1433,7 @@
           <w:p>
             <w:pPr>
               <w:spacing w:after="0" w:line="312" w:lineRule="auto"/>
-              <w:jc w:val="left"/>
+              <w:jc w:val="center"/>
             </w:pPr>
             <w:r/>
             <w:r>
@@ -1459,7 +1459,7 @@
           <w:p>
             <w:pPr>
               <w:spacing w:after="0" w:line="312" w:lineRule="auto"/>
-              <w:jc w:val="left"/>
+              <w:jc w:val="center"/>
             </w:pPr>
             <w:r/>
             <w:r>
@@ -1485,7 +1485,7 @@
           <w:p>
             <w:pPr>
               <w:spacing w:after="0" w:line="312" w:lineRule="auto"/>
-              <w:jc w:val="left"/>
+              <w:jc w:val="center"/>
             </w:pPr>
             <w:r/>
             <w:r>
@@ -1511,7 +1511,7 @@
           <w:p>
             <w:pPr>
               <w:spacing w:after="0" w:line="312" w:lineRule="auto"/>
-              <w:jc w:val="left"/>
+              <w:jc w:val="center"/>
             </w:pPr>
             <w:r/>
             <w:r>
@@ -1537,7 +1537,7 @@
           <w:p>
             <w:pPr>
               <w:spacing w:after="0" w:line="312" w:lineRule="auto"/>
-              <w:jc w:val="left"/>
+              <w:jc w:val="center"/>
             </w:pPr>
             <w:r/>
             <w:r>
@@ -1552,7 +1552,7 @@
       </w:tr>
       <w:tr>
         <w:trPr>
-          <w:trHeight w:val="453" w:hRule="atLeast"/>
+          <w:trHeight w:val="508" w:hRule="atLeast"/>
         </w:trPr>
         <w:tc>
           <w:tcPr>
@@ -1568,7 +1568,7 @@
           <w:p>
             <w:pPr>
               <w:spacing w:after="0" w:line="312" w:lineRule="auto"/>
-              <w:jc w:val="left"/>
+              <w:jc w:val="center"/>
             </w:pPr>
             <w:r/>
             <w:r>
@@ -1594,7 +1594,7 @@
           <w:p>
             <w:pPr>
               <w:spacing w:after="0" w:line="312" w:lineRule="auto"/>
-              <w:jc w:val="left"/>
+              <w:jc w:val="center"/>
             </w:pPr>
             <w:r/>
             <w:r>
@@ -1620,7 +1620,7 @@
           <w:p>
             <w:pPr>
               <w:spacing w:after="0" w:line="312" w:lineRule="auto"/>
-              <w:jc w:val="left"/>
+              <w:jc w:val="center"/>
             </w:pPr>
             <w:r/>
             <w:r>
@@ -1646,7 +1646,7 @@
           <w:p>
             <w:pPr>
               <w:spacing w:after="0" w:line="312" w:lineRule="auto"/>
-              <w:jc w:val="left"/>
+              <w:jc w:val="center"/>
             </w:pPr>
             <w:r/>
             <w:r>
@@ -1672,7 +1672,7 @@
           <w:p>
             <w:pPr>
               <w:spacing w:after="0" w:line="312" w:lineRule="auto"/>
-              <w:jc w:val="left"/>
+              <w:jc w:val="center"/>
             </w:pPr>
             <w:r/>
             <w:r>
@@ -1698,7 +1698,7 @@
           <w:p>
             <w:pPr>
               <w:spacing w:after="0" w:line="312" w:lineRule="auto"/>
-              <w:jc w:val="left"/>
+              <w:jc w:val="center"/>
             </w:pPr>
             <w:r/>
             <w:r>
@@ -1724,7 +1724,7 @@
           <w:p>
             <w:pPr>
               <w:spacing w:after="0" w:line="312" w:lineRule="auto"/>
-              <w:jc w:val="left"/>
+              <w:jc w:val="center"/>
             </w:pPr>
             <w:r/>
             <w:r>
@@ -1750,7 +1750,7 @@
           <w:p>
             <w:pPr>
               <w:spacing w:after="0" w:line="312" w:lineRule="auto"/>
-              <w:jc w:val="left"/>
+              <w:jc w:val="center"/>
             </w:pPr>
             <w:r/>
             <w:r>
@@ -1765,7 +1765,7 @@
       </w:tr>
       <w:tr>
         <w:trPr>
-          <w:trHeight w:val="453" w:hRule="atLeast"/>
+          <w:trHeight w:val="508" w:hRule="atLeast"/>
         </w:trPr>
         <w:tc>
           <w:tcPr>
@@ -1781,7 +1781,7 @@
           <w:p>
             <w:pPr>
               <w:spacing w:after="0" w:line="312" w:lineRule="auto"/>
-              <w:jc w:val="left"/>
+              <w:jc w:val="center"/>
             </w:pPr>
             <w:r/>
             <w:r>
@@ -1807,7 +1807,7 @@
           <w:p>
             <w:pPr>
               <w:spacing w:after="0" w:line="312" w:lineRule="auto"/>
-              <w:jc w:val="left"/>
+              <w:jc w:val="center"/>
             </w:pPr>
             <w:r/>
             <w:r>
@@ -1833,7 +1833,7 @@
           <w:p>
             <w:pPr>
               <w:spacing w:after="0" w:line="312" w:lineRule="auto"/>
-              <w:jc w:val="left"/>
+              <w:jc w:val="center"/>
             </w:pPr>
             <w:r/>
             <w:r>
@@ -1859,7 +1859,7 @@
           <w:p>
             <w:pPr>
               <w:spacing w:after="0" w:line="312" w:lineRule="auto"/>
-              <w:jc w:val="left"/>
+              <w:jc w:val="center"/>
             </w:pPr>
             <w:r/>
             <w:r>
@@ -1885,7 +1885,7 @@
           <w:p>
             <w:pPr>
               <w:spacing w:after="0" w:line="312" w:lineRule="auto"/>
-              <w:jc w:val="left"/>
+              <w:jc w:val="center"/>
             </w:pPr>
             <w:r/>
             <w:r>
@@ -1911,7 +1911,7 @@
           <w:p>
             <w:pPr>
               <w:spacing w:after="0" w:line="312" w:lineRule="auto"/>
-              <w:jc w:val="left"/>
+              <w:jc w:val="center"/>
             </w:pPr>
             <w:r/>
             <w:r>
@@ -1937,7 +1937,7 @@
           <w:p>
             <w:pPr>
               <w:spacing w:after="0" w:line="312" w:lineRule="auto"/>
-              <w:jc w:val="left"/>
+              <w:jc w:val="center"/>
             </w:pPr>
             <w:r/>
             <w:r>
@@ -1963,7 +1963,7 @@
           <w:p>
             <w:pPr>
               <w:spacing w:after="0" w:line="312" w:lineRule="auto"/>
-              <w:jc w:val="left"/>
+              <w:jc w:val="center"/>
             </w:pPr>
             <w:r/>
             <w:r>
@@ -1978,7 +1978,7 @@
       </w:tr>
       <w:tr>
         <w:trPr>
-          <w:trHeight w:val="453" w:hRule="atLeast"/>
+          <w:trHeight w:val="508" w:hRule="atLeast"/>
         </w:trPr>
         <w:tc>
           <w:tcPr>
@@ -1994,7 +1994,7 @@
           <w:p>
             <w:pPr>
               <w:spacing w:after="0" w:line="312" w:lineRule="auto"/>
-              <w:jc w:val="left"/>
+              <w:jc w:val="center"/>
             </w:pPr>
             <w:r/>
             <w:r>
@@ -2020,7 +2020,7 @@
           <w:p>
             <w:pPr>
               <w:spacing w:after="0" w:line="312" w:lineRule="auto"/>
-              <w:jc w:val="left"/>
+              <w:jc w:val="center"/>
             </w:pPr>
             <w:r/>
             <w:r>
@@ -2046,7 +2046,7 @@
           <w:p>
             <w:pPr>
               <w:spacing w:after="0" w:line="312" w:lineRule="auto"/>
-              <w:jc w:val="left"/>
+              <w:jc w:val="center"/>
             </w:pPr>
             <w:r/>
             <w:r>
@@ -2072,7 +2072,7 @@
           <w:p>
             <w:pPr>
               <w:spacing w:after="0" w:line="312" w:lineRule="auto"/>
-              <w:jc w:val="left"/>
+              <w:jc w:val="center"/>
             </w:pPr>
             <w:r/>
             <w:r>
@@ -2098,7 +2098,7 @@
           <w:p>
             <w:pPr>
               <w:spacing w:after="0" w:line="312" w:lineRule="auto"/>
-              <w:jc w:val="left"/>
+              <w:jc w:val="center"/>
             </w:pPr>
             <w:r/>
             <w:r>
@@ -2124,7 +2124,7 @@
           <w:p>
             <w:pPr>
               <w:spacing w:after="0" w:line="312" w:lineRule="auto"/>
-              <w:jc w:val="left"/>
+              <w:jc w:val="center"/>
             </w:pPr>
             <w:r/>
             <w:r>
@@ -2150,7 +2150,7 @@
           <w:p>
             <w:pPr>
               <w:spacing w:after="0" w:line="312" w:lineRule="auto"/>
-              <w:jc w:val="left"/>
+              <w:jc w:val="center"/>
             </w:pPr>
             <w:r/>
             <w:r>
@@ -2176,7 +2176,7 @@
           <w:p>
             <w:pPr>
               <w:spacing w:after="0" w:line="312" w:lineRule="auto"/>
-              <w:jc w:val="left"/>
+              <w:jc w:val="center"/>
             </w:pPr>
             <w:r/>
             <w:r>
@@ -2191,7 +2191,7 @@
       </w:tr>
       <w:tr>
         <w:trPr>
-          <w:trHeight w:val="453" w:hRule="atLeast"/>
+          <w:trHeight w:val="508" w:hRule="atLeast"/>
         </w:trPr>
         <w:tc>
           <w:tcPr>
@@ -2207,7 +2207,7 @@
           <w:p>
             <w:pPr>
               <w:spacing w:after="0" w:line="312" w:lineRule="auto"/>
-              <w:jc w:val="left"/>
+              <w:jc w:val="center"/>
             </w:pPr>
             <w:r/>
             <w:r>
@@ -2233,7 +2233,7 @@
           <w:p>
             <w:pPr>
               <w:spacing w:after="0" w:line="312" w:lineRule="auto"/>
-              <w:jc w:val="left"/>
+              <w:jc w:val="center"/>
             </w:pPr>
             <w:r/>
             <w:r>
@@ -2259,7 +2259,7 @@
           <w:p>
             <w:pPr>
               <w:spacing w:after="0" w:line="312" w:lineRule="auto"/>
-              <w:jc w:val="left"/>
+              <w:jc w:val="center"/>
             </w:pPr>
             <w:r/>
             <w:r>
@@ -2285,7 +2285,7 @@
           <w:p>
             <w:pPr>
               <w:spacing w:after="0" w:line="312" w:lineRule="auto"/>
-              <w:jc w:val="left"/>
+              <w:jc w:val="center"/>
             </w:pPr>
             <w:r/>
             <w:r>
@@ -2311,7 +2311,7 @@
           <w:p>
             <w:pPr>
               <w:spacing w:after="0" w:line="312" w:lineRule="auto"/>
-              <w:jc w:val="left"/>
+              <w:jc w:val="center"/>
             </w:pPr>
             <w:r/>
             <w:r>
@@ -2337,7 +2337,7 @@
           <w:p>
             <w:pPr>
               <w:spacing w:after="0" w:line="312" w:lineRule="auto"/>
-              <w:jc w:val="left"/>
+              <w:jc w:val="center"/>
             </w:pPr>
             <w:r/>
             <w:r>
@@ -2363,7 +2363,7 @@
           <w:p>
             <w:pPr>
               <w:spacing w:after="0" w:line="312" w:lineRule="auto"/>
-              <w:jc w:val="left"/>
+              <w:jc w:val="center"/>
             </w:pPr>
             <w:r/>
             <w:r>
@@ -2389,7 +2389,7 @@
           <w:p>
             <w:pPr>
               <w:spacing w:after="0" w:line="312" w:lineRule="auto"/>
-              <w:jc w:val="left"/>
+              <w:jc w:val="center"/>
             </w:pPr>
             <w:r/>
             <w:r>
@@ -2404,7 +2404,7 @@
       </w:tr>
       <w:tr>
         <w:trPr>
-          <w:trHeight w:val="453" w:hRule="atLeast"/>
+          <w:trHeight w:val="508" w:hRule="atLeast"/>
         </w:trPr>
         <w:tc>
           <w:tcPr>
@@ -2420,7 +2420,7 @@
           <w:p>
             <w:pPr>
               <w:spacing w:after="0" w:line="312" w:lineRule="auto"/>
-              <w:jc w:val="left"/>
+              <w:jc w:val="center"/>
             </w:pPr>
             <w:r/>
             <w:r>
@@ -2446,7 +2446,7 @@
           <w:p>
             <w:pPr>
               <w:spacing w:after="0" w:line="312" w:lineRule="auto"/>
-              <w:jc w:val="left"/>
+              <w:jc w:val="center"/>
             </w:pPr>
             <w:r/>
             <w:r>
@@ -2472,7 +2472,7 @@
           <w:p>
             <w:pPr>
               <w:spacing w:after="0" w:line="312" w:lineRule="auto"/>
-              <w:jc w:val="left"/>
+              <w:jc w:val="center"/>
             </w:pPr>
             <w:r/>
             <w:r>
@@ -2498,7 +2498,7 @@
           <w:p>
             <w:pPr>
               <w:spacing w:after="0" w:line="312" w:lineRule="auto"/>
-              <w:jc w:val="left"/>
+              <w:jc w:val="center"/>
             </w:pPr>
             <w:r/>
             <w:r>
@@ -2524,7 +2524,7 @@
           <w:p>
             <w:pPr>
               <w:spacing w:after="0" w:line="312" w:lineRule="auto"/>
-              <w:jc w:val="left"/>
+              <w:jc w:val="center"/>
             </w:pPr>
             <w:r/>
             <w:r>
@@ -2550,7 +2550,7 @@
           <w:p>
             <w:pPr>
               <w:spacing w:after="0" w:line="312" w:lineRule="auto"/>
-              <w:jc w:val="left"/>
+              <w:jc w:val="center"/>
             </w:pPr>
             <w:r/>
             <w:r>
@@ -2576,7 +2576,7 @@
           <w:p>
             <w:pPr>
               <w:spacing w:after="0" w:line="312" w:lineRule="auto"/>
-              <w:jc w:val="left"/>
+              <w:jc w:val="center"/>
             </w:pPr>
             <w:r/>
             <w:r>
@@ -2602,7 +2602,7 @@
           <w:p>
             <w:pPr>
               <w:spacing w:after="0" w:line="312" w:lineRule="auto"/>
-              <w:jc w:val="left"/>
+              <w:jc w:val="center"/>
             </w:pPr>
             <w:r/>
             <w:r>
@@ -2617,7 +2617,7 @@
       </w:tr>
       <w:tr>
         <w:trPr>
-          <w:trHeight w:val="453" w:hRule="atLeast"/>
+          <w:trHeight w:val="508" w:hRule="atLeast"/>
         </w:trPr>
         <w:tc>
           <w:tcPr>
@@ -2633,7 +2633,7 @@
           <w:p>
             <w:pPr>
               <w:spacing w:after="0" w:line="312" w:lineRule="auto"/>
-              <w:jc w:val="left"/>
+              <w:jc w:val="center"/>
             </w:pPr>
             <w:r/>
             <w:r>
@@ -2659,7 +2659,7 @@
           <w:p>
             <w:pPr>
               <w:spacing w:after="0" w:line="312" w:lineRule="auto"/>
-              <w:jc w:val="left"/>
+              <w:jc w:val="center"/>
             </w:pPr>
             <w:r/>
             <w:r>
@@ -2685,7 +2685,7 @@
           <w:p>
             <w:pPr>
               <w:spacing w:after="0" w:line="312" w:lineRule="auto"/>
-              <w:jc w:val="left"/>
+              <w:jc w:val="center"/>
             </w:pPr>
             <w:r/>
             <w:r>
@@ -2711,7 +2711,7 @@
           <w:p>
             <w:pPr>
               <w:spacing w:after="0" w:line="312" w:lineRule="auto"/>
-              <w:jc w:val="left"/>
+              <w:jc w:val="center"/>
             </w:pPr>
             <w:r/>
             <w:r>
@@ -2737,7 +2737,7 @@
           <w:p>
             <w:pPr>
               <w:spacing w:after="0" w:line="312" w:lineRule="auto"/>
-              <w:jc w:val="left"/>
+              <w:jc w:val="center"/>
             </w:pPr>
             <w:r/>
             <w:r>
@@ -2763,7 +2763,7 @@
           <w:p>
             <w:pPr>
               <w:spacing w:after="0" w:line="312" w:lineRule="auto"/>
-              <w:jc w:val="left"/>
+              <w:jc w:val="center"/>
             </w:pPr>
             <w:r/>
             <w:r>
@@ -2789,7 +2789,7 @@
           <w:p>
             <w:pPr>
               <w:spacing w:after="0" w:line="312" w:lineRule="auto"/>
-              <w:jc w:val="left"/>
+              <w:jc w:val="center"/>
             </w:pPr>
             <w:r/>
             <w:r>
@@ -2815,7 +2815,7 @@
           <w:p>
             <w:pPr>
               <w:spacing w:after="0" w:line="312" w:lineRule="auto"/>
-              <w:jc w:val="left"/>
+              <w:jc w:val="center"/>
             </w:pPr>
             <w:r/>
             <w:r>
@@ -2830,7 +2830,7 @@
       </w:tr>
       <w:tr>
         <w:trPr>
-          <w:trHeight w:val="453" w:hRule="atLeast"/>
+          <w:trHeight w:val="508" w:hRule="atLeast"/>
         </w:trPr>
         <w:tc>
           <w:tcPr>
@@ -2846,7 +2846,7 @@
           <w:p>
             <w:pPr>
               <w:spacing w:after="0" w:line="312" w:lineRule="auto"/>
-              <w:jc w:val="left"/>
+              <w:jc w:val="center"/>
             </w:pPr>
             <w:r/>
             <w:r>
@@ -2872,7 +2872,7 @@
           <w:p>
             <w:pPr>
               <w:spacing w:after="0" w:line="312" w:lineRule="auto"/>
-              <w:jc w:val="left"/>
+              <w:jc w:val="center"/>
             </w:pPr>
             <w:r/>
             <w:r>
@@ -2898,7 +2898,7 @@
           <w:p>
             <w:pPr>
               <w:spacing w:after="0" w:line="312" w:lineRule="auto"/>
-              <w:jc w:val="left"/>
+              <w:jc w:val="center"/>
             </w:pPr>
             <w:r/>
             <w:r>
@@ -2924,7 +2924,7 @@
           <w:p>
             <w:pPr>
               <w:spacing w:after="0" w:line="312" w:lineRule="auto"/>
-              <w:jc w:val="left"/>
+              <w:jc w:val="center"/>
             </w:pPr>
             <w:r/>
             <w:r>
@@ -2950,7 +2950,7 @@
           <w:p>
             <w:pPr>
               <w:spacing w:after="0" w:line="312" w:lineRule="auto"/>
-              <w:jc w:val="left"/>
+              <w:jc w:val="center"/>
             </w:pPr>
             <w:r/>
             <w:r>
@@ -2976,7 +2976,7 @@
           <w:p>
             <w:pPr>
               <w:spacing w:after="0" w:line="312" w:lineRule="auto"/>
-              <w:jc w:val="left"/>
+              <w:jc w:val="center"/>
             </w:pPr>
             <w:r/>
             <w:r>
@@ -3002,7 +3002,7 @@
           <w:p>
             <w:pPr>
               <w:spacing w:after="0" w:line="312" w:lineRule="auto"/>
-              <w:jc w:val="left"/>
+              <w:jc w:val="center"/>
             </w:pPr>
             <w:r/>
             <w:r>
@@ -3028,7 +3028,7 @@
           <w:p>
             <w:pPr>
               <w:spacing w:after="0" w:line="312" w:lineRule="auto"/>
-              <w:jc w:val="left"/>
+              <w:jc w:val="center"/>
             </w:pPr>
             <w:r/>
             <w:r>
@@ -3043,7 +3043,7 @@
       </w:tr>
       <w:tr>
         <w:trPr>
-          <w:trHeight w:val="453" w:hRule="atLeast"/>
+          <w:trHeight w:val="508" w:hRule="atLeast"/>
         </w:trPr>
         <w:tc>
           <w:tcPr>
@@ -3059,7 +3059,7 @@
           <w:p>
             <w:pPr>
               <w:spacing w:after="0" w:line="312" w:lineRule="auto"/>
-              <w:jc w:val="left"/>
+              <w:jc w:val="center"/>
             </w:pPr>
             <w:r/>
             <w:r>
@@ -3085,7 +3085,7 @@
           <w:p>
             <w:pPr>
               <w:spacing w:after="0" w:line="312" w:lineRule="auto"/>
-              <w:jc w:val="left"/>
+              <w:jc w:val="center"/>
             </w:pPr>
             <w:r/>
             <w:r>
@@ -3111,7 +3111,7 @@
           <w:p>
             <w:pPr>
               <w:spacing w:after="0" w:line="312" w:lineRule="auto"/>
-              <w:jc w:val="left"/>
+              <w:jc w:val="center"/>
             </w:pPr>
             <w:r/>
             <w:r>
@@ -3137,7 +3137,7 @@
           <w:p>
             <w:pPr>
               <w:spacing w:after="0" w:line="312" w:lineRule="auto"/>
-              <w:jc w:val="left"/>
+              <w:jc w:val="center"/>
             </w:pPr>
             <w:r/>
             <w:r>
@@ -3163,7 +3163,7 @@
           <w:p>
             <w:pPr>
               <w:spacing w:after="0" w:line="312" w:lineRule="auto"/>
-              <w:jc w:val="left"/>
+              <w:jc w:val="center"/>
             </w:pPr>
             <w:r/>
             <w:r>
@@ -3189,7 +3189,7 @@
           <w:p>
             <w:pPr>
               <w:spacing w:after="0" w:line="312" w:lineRule="auto"/>
-              <w:jc w:val="left"/>
+              <w:jc w:val="center"/>
             </w:pPr>
             <w:r/>
             <w:r>
@@ -3215,7 +3215,7 @@
           <w:p>
             <w:pPr>
               <w:spacing w:after="0" w:line="312" w:lineRule="auto"/>
-              <w:jc w:val="left"/>
+              <w:jc w:val="center"/>
             </w:pPr>
             <w:r/>
             <w:r>
@@ -3241,7 +3241,7 @@
           <w:p>
             <w:pPr>
               <w:spacing w:after="0" w:line="312" w:lineRule="auto"/>
-              <w:jc w:val="left"/>
+              <w:jc w:val="center"/>
             </w:pPr>
             <w:r/>
             <w:r>
@@ -3256,7 +3256,7 @@
       </w:tr>
       <w:tr>
         <w:trPr>
-          <w:trHeight w:val="453" w:hRule="atLeast"/>
+          <w:trHeight w:val="508" w:hRule="atLeast"/>
         </w:trPr>
         <w:tc>
           <w:tcPr>
@@ -3272,7 +3272,7 @@
           <w:p>
             <w:pPr>
               <w:spacing w:after="0" w:line="312" w:lineRule="auto"/>
-              <w:jc w:val="left"/>
+              <w:jc w:val="center"/>
             </w:pPr>
             <w:r/>
             <w:r>
@@ -3298,7 +3298,7 @@
           <w:p>
             <w:pPr>
               <w:spacing w:after="0" w:line="312" w:lineRule="auto"/>
-              <w:jc w:val="left"/>
+              <w:jc w:val="center"/>
             </w:pPr>
             <w:r/>
             <w:r>
@@ -3324,7 +3324,7 @@
           <w:p>
             <w:pPr>
               <w:spacing w:after="0" w:line="312" w:lineRule="auto"/>
-              <w:jc w:val="left"/>
+              <w:jc w:val="center"/>
             </w:pPr>
             <w:r/>
             <w:r>
@@ -3350,7 +3350,7 @@
           <w:p>
             <w:pPr>
               <w:spacing w:after="0" w:line="312" w:lineRule="auto"/>
-              <w:jc w:val="left"/>
+              <w:jc w:val="center"/>
             </w:pPr>
             <w:r/>
             <w:r>
@@ -3376,7 +3376,7 @@
           <w:p>
             <w:pPr>
               <w:spacing w:after="0" w:line="312" w:lineRule="auto"/>
-              <w:jc w:val="left"/>
+              <w:jc w:val="center"/>
             </w:pPr>
             <w:r/>
             <w:r>
@@ -3402,7 +3402,7 @@
           <w:p>
             <w:pPr>
               <w:spacing w:after="0" w:line="312" w:lineRule="auto"/>
-              <w:jc w:val="left"/>
+              <w:jc w:val="center"/>
             </w:pPr>
             <w:r/>
             <w:r>
@@ -3428,7 +3428,7 @@
           <w:p>
             <w:pPr>
               <w:spacing w:after="0" w:line="312" w:lineRule="auto"/>
-              <w:jc w:val="left"/>
+              <w:jc w:val="center"/>
             </w:pPr>
             <w:r/>
             <w:r>
@@ -3454,7 +3454,7 @@
           <w:p>
             <w:pPr>
               <w:spacing w:after="0" w:line="312" w:lineRule="auto"/>
-              <w:jc w:val="left"/>
+              <w:jc w:val="center"/>
             </w:pPr>
             <w:r/>
             <w:r>
@@ -3469,7 +3469,7 @@
       </w:tr>
       <w:tr>
         <w:trPr>
-          <w:trHeight w:val="453" w:hRule="atLeast"/>
+          <w:trHeight w:val="508" w:hRule="atLeast"/>
         </w:trPr>
         <w:tc>
           <w:tcPr>
@@ -3485,7 +3485,7 @@
           <w:p>
             <w:pPr>
               <w:spacing w:after="0" w:line="312" w:lineRule="auto"/>
-              <w:jc w:val="left"/>
+              <w:jc w:val="center"/>
             </w:pPr>
             <w:r/>
             <w:r>
@@ -3511,7 +3511,7 @@
           <w:p>
             <w:pPr>
               <w:spacing w:after="0" w:line="312" w:lineRule="auto"/>
-              <w:jc w:val="left"/>
+              <w:jc w:val="center"/>
             </w:pPr>
             <w:r/>
             <w:r>
@@ -3537,7 +3537,7 @@
           <w:p>
             <w:pPr>
               <w:spacing w:after="0" w:line="312" w:lineRule="auto"/>
-              <w:jc w:val="left"/>
+              <w:jc w:val="center"/>
             </w:pPr>
             <w:r/>
             <w:r>
@@ -3563,7 +3563,7 @@
           <w:p>
             <w:pPr>
               <w:spacing w:after="0" w:line="312" w:lineRule="auto"/>
-              <w:jc w:val="left"/>
+              <w:jc w:val="center"/>
             </w:pPr>
             <w:r/>
             <w:r>
@@ -3589,7 +3589,7 @@
           <w:p>
             <w:pPr>
               <w:spacing w:after="0" w:line="312" w:lineRule="auto"/>
-              <w:jc w:val="left"/>
+              <w:jc w:val="center"/>
             </w:pPr>
             <w:r/>
             <w:r>
@@ -3615,7 +3615,7 @@
           <w:p>
             <w:pPr>
               <w:spacing w:after="0" w:line="312" w:lineRule="auto"/>
-              <w:jc w:val="left"/>
+              <w:jc w:val="center"/>
             </w:pPr>
             <w:r/>
             <w:r>
@@ -3641,7 +3641,7 @@
           <w:p>
             <w:pPr>
               <w:spacing w:after="0" w:line="312" w:lineRule="auto"/>
-              <w:jc w:val="left"/>
+              <w:jc w:val="center"/>
             </w:pPr>
             <w:r/>
             <w:r>
@@ -3667,7 +3667,7 @@
           <w:p>
             <w:pPr>
               <w:spacing w:after="0" w:line="312" w:lineRule="auto"/>
-              <w:jc w:val="left"/>
+              <w:jc w:val="center"/>
             </w:pPr>
             <w:r/>
             <w:r>
@@ -3683,7 +3683,7 @@
     </w:tbl>
     <w:p>
       <w:pPr>
-        <w:spacing w:after="40" w:before="0" w:line="312" w:lineRule="auto"/>
+        <w:spacing w:after="45" w:before="0" w:line="312" w:lineRule="auto"/>
         <w:jc w:val="left"/>
       </w:pPr>
       <w:r>
@@ -3696,7 +3696,7 @@
     </w:p>
     <w:p>
       <w:pPr>
-        <w:spacing w:after="120" w:before="0" w:line="312" w:lineRule="auto"/>
+        <w:spacing w:after="135" w:before="0" w:line="312" w:lineRule="auto"/>
         <w:jc w:val="left"/>
       </w:pPr>
       <w:r>
@@ -3709,7 +3709,7 @@
     </w:p>
     <w:p>
       <w:pPr>
-        <w:spacing w:after="40" w:before="0" w:line="312" w:lineRule="auto"/>
+        <w:spacing w:after="45" w:before="0" w:line="312" w:lineRule="auto"/>
         <w:jc w:val="center"/>
       </w:pPr>
       <w:r>
@@ -3723,7 +3723,7 @@
     </w:p>
     <w:p>
       <w:pPr>
-        <w:spacing w:after="80" w:before="80" w:line="312" w:lineRule="auto"/>
+        <w:spacing w:after="90" w:before="90" w:line="312" w:lineRule="auto"/>
         <w:jc w:val="center"/>
       </w:pPr>
       <w:r>
@@ -3737,7 +3737,7 @@
     </w:p>
     <w:p>
       <w:pPr>
-        <w:spacing w:after="80" w:before="0" w:line="312" w:lineRule="auto"/>
+        <w:spacing w:after="90" w:before="0" w:line="312" w:lineRule="auto"/>
         <w:jc w:val="right"/>
       </w:pPr>
       <w:r>
@@ -3751,7 +3751,7 @@
     </w:p>
     <w:p>
       <w:pPr>
-        <w:spacing w:after="0" w:before="60" w:line="312" w:lineRule="auto"/>
+        <w:spacing w:after="0" w:before="67" w:line="312" w:lineRule="auto"/>
         <w:jc w:val="left"/>
       </w:pPr>
       <w:r>
